--- a/Маракаева Р.Р. практика.docx
+++ b/Маракаева Р.Р. практика.docx
@@ -5119,6 +5119,7 @@
       <w:r>
         <w:rPr>
           <w:rFonts w:ascii="Times New Roman" w:hAnsi="Times New Roman" w:cs="Times New Roman"/>
+          <w:noProof/>
           <w:sz w:val="28"/>
           <w:szCs w:val="28"/>
         </w:rPr>
@@ -6348,7 +6349,7 @@
           <w:sz w:val="28"/>
           <w:szCs w:val="28"/>
         </w:rPr>
-        <w:t>Отношение «содержит/принадлежит» типа один-ко-многим между сущностями Hotel и </w:t>
+        <w:t>Связь между Hotel и </w:t>
       </w:r>
       <w:proofErr w:type="spellStart"/>
       <w:r>
@@ -6366,25 +6367,7 @@
           <w:sz w:val="28"/>
           <w:szCs w:val="28"/>
         </w:rPr>
-        <w:t>.</w:t>
-      </w:r>
-      <w:r>
-        <w:rPr>
-          <w:rFonts w:ascii="Times New Roman" w:hAnsi="Times New Roman" w:cs="Times New Roman"/>
-          <w:sz w:val="28"/>
-          <w:szCs w:val="28"/>
-        </w:rPr>
-        <w:br/>
-        <w:t xml:space="preserve">Один отель может содержать много типов номеров, но каждый номер принадлежит только одному отелю. Сущность Hotel имеет минимальное кардинальное число, равное нулю (отель может не иметь номеров в системе), </w:t>
-      </w:r>
-      <w:r>
-        <w:rPr>
-          <w:rFonts w:ascii="Times New Roman" w:hAnsi="Times New Roman" w:cs="Times New Roman"/>
-          <w:sz w:val="28"/>
-          <w:szCs w:val="28"/>
-        </w:rPr>
-        <w:lastRenderedPageBreak/>
-        <w:t>и максимальное кардинальное число, равное N. Сущность </w:t>
+        <w:t> — один-ко-многим. Отель может иметь несколько номеров. В таблице </w:t>
       </w:r>
       <w:proofErr w:type="spellStart"/>
       <w:r>
@@ -6402,7 +6385,43 @@
           <w:sz w:val="28"/>
           <w:szCs w:val="28"/>
         </w:rPr>
-        <w:t> имеет минимальное и максимальное кардинальные числа, равные единице, так как каждый номер должен принадлежать ровно одному отелю.</w:t>
+        <w:t> присутствует внешний ключ </w:t>
+      </w:r>
+      <w:proofErr w:type="spellStart"/>
+      <w:r>
+        <w:rPr>
+          <w:rFonts w:ascii="Times New Roman" w:hAnsi="Times New Roman" w:cs="Times New Roman"/>
+          <w:sz w:val="28"/>
+          <w:szCs w:val="28"/>
+        </w:rPr>
+        <w:t>hotel_id</w:t>
+      </w:r>
+      <w:proofErr w:type="spellEnd"/>
+      <w:r>
+        <w:rPr>
+          <w:rFonts w:ascii="Times New Roman" w:hAnsi="Times New Roman" w:cs="Times New Roman"/>
+          <w:sz w:val="28"/>
+          <w:szCs w:val="28"/>
+        </w:rPr>
+        <w:t>, ссылающийся на Hotel(</w:t>
+      </w:r>
+      <w:proofErr w:type="spellStart"/>
+      <w:r>
+        <w:rPr>
+          <w:rFonts w:ascii="Times New Roman" w:hAnsi="Times New Roman" w:cs="Times New Roman"/>
+          <w:sz w:val="28"/>
+          <w:szCs w:val="28"/>
+        </w:rPr>
+        <w:t>hotel_id</w:t>
+      </w:r>
+      <w:proofErr w:type="spellEnd"/>
+      <w:r>
+        <w:rPr>
+          <w:rFonts w:ascii="Times New Roman" w:hAnsi="Times New Roman" w:cs="Times New Roman"/>
+          <w:sz w:val="28"/>
+          <w:szCs w:val="28"/>
+        </w:rPr>
+        <w:t>).</w:t>
       </w:r>
     </w:p>
     <w:p>
@@ -6422,7 +6441,8 @@
           <w:sz w:val="28"/>
           <w:szCs w:val="28"/>
         </w:rPr>
-        <w:t>Отношение «предлагает/используется» типа многие-ко-многим между сущностями </w:t>
+        <w:lastRenderedPageBreak/>
+        <w:t>Связь между </w:t>
       </w:r>
       <w:proofErr w:type="spellStart"/>
       <w:r>
@@ -6440,16 +6460,7 @@
           <w:sz w:val="28"/>
           <w:szCs w:val="28"/>
         </w:rPr>
-        <w:t> и Rate.</w:t>
-      </w:r>
-      <w:r>
-        <w:rPr>
-          <w:rFonts w:ascii="Times New Roman" w:hAnsi="Times New Roman" w:cs="Times New Roman"/>
-          <w:sz w:val="28"/>
-          <w:szCs w:val="28"/>
-        </w:rPr>
-        <w:br/>
-        <w:t>Один номер может предлагаться с несколькими тарифами, и один тариф может применяться к нескольким номерам. Связь реализуется через сущность </w:t>
+        <w:t> и Rate — многие-ко-многим. Реализована через вспомогательную таблицу </w:t>
       </w:r>
       <w:proofErr w:type="spellStart"/>
       <w:r>
@@ -6467,7 +6478,25 @@
           <w:sz w:val="28"/>
           <w:szCs w:val="28"/>
         </w:rPr>
-        <w:t>. Сущность </w:t>
+        <w:t>, которая содержит два внешних ключа: </w:t>
+      </w:r>
+      <w:proofErr w:type="spellStart"/>
+      <w:r>
+        <w:rPr>
+          <w:rFonts w:ascii="Times New Roman" w:hAnsi="Times New Roman" w:cs="Times New Roman"/>
+          <w:sz w:val="28"/>
+          <w:szCs w:val="28"/>
+        </w:rPr>
+        <w:t>room_id</w:t>
+      </w:r>
+      <w:proofErr w:type="spellEnd"/>
+      <w:r>
+        <w:rPr>
+          <w:rFonts w:ascii="Times New Roman" w:hAnsi="Times New Roman" w:cs="Times New Roman"/>
+          <w:sz w:val="28"/>
+          <w:szCs w:val="28"/>
+        </w:rPr>
+        <w:t> (ссылка на </w:t>
       </w:r>
       <w:proofErr w:type="spellStart"/>
       <w:r>
@@ -6485,25 +6514,61 @@
           <w:sz w:val="28"/>
           <w:szCs w:val="28"/>
         </w:rPr>
-        <w:t> имеет минимальное кардинальное число 0 (номер может не иметь тарифов) и максимальное N. Сущность Rate имеет минимальное кардинальное число 0 и максимальное N. Сущность </w:t>
-      </w:r>
-      <w:proofErr w:type="spellStart"/>
-      <w:r>
-        <w:rPr>
-          <w:rFonts w:ascii="Times New Roman" w:hAnsi="Times New Roman" w:cs="Times New Roman"/>
-          <w:sz w:val="28"/>
-          <w:szCs w:val="28"/>
-        </w:rPr>
-        <w:t>RoomRate</w:t>
-      </w:r>
-      <w:proofErr w:type="spellEnd"/>
-      <w:r>
-        <w:rPr>
-          <w:rFonts w:ascii="Times New Roman" w:hAnsi="Times New Roman" w:cs="Times New Roman"/>
-          <w:sz w:val="28"/>
-          <w:szCs w:val="28"/>
-        </w:rPr>
-        <w:t> имеет минимальные и максимальные кардинальные числа, равные единице для каждой из связываемых сущностей.</w:t>
+        <w:t>(</w:t>
+      </w:r>
+      <w:proofErr w:type="spellStart"/>
+      <w:r>
+        <w:rPr>
+          <w:rFonts w:ascii="Times New Roman" w:hAnsi="Times New Roman" w:cs="Times New Roman"/>
+          <w:sz w:val="28"/>
+          <w:szCs w:val="28"/>
+        </w:rPr>
+        <w:t>room_id</w:t>
+      </w:r>
+      <w:proofErr w:type="spellEnd"/>
+      <w:r>
+        <w:rPr>
+          <w:rFonts w:ascii="Times New Roman" w:hAnsi="Times New Roman" w:cs="Times New Roman"/>
+          <w:sz w:val="28"/>
+          <w:szCs w:val="28"/>
+        </w:rPr>
+        <w:t>)) и </w:t>
+      </w:r>
+      <w:proofErr w:type="spellStart"/>
+      <w:r>
+        <w:rPr>
+          <w:rFonts w:ascii="Times New Roman" w:hAnsi="Times New Roman" w:cs="Times New Roman"/>
+          <w:sz w:val="28"/>
+          <w:szCs w:val="28"/>
+        </w:rPr>
+        <w:t>rate_id</w:t>
+      </w:r>
+      <w:proofErr w:type="spellEnd"/>
+      <w:r>
+        <w:rPr>
+          <w:rFonts w:ascii="Times New Roman" w:hAnsi="Times New Roman" w:cs="Times New Roman"/>
+          <w:sz w:val="28"/>
+          <w:szCs w:val="28"/>
+        </w:rPr>
+        <w:t> (ссылка на Rate(</w:t>
+      </w:r>
+      <w:proofErr w:type="spellStart"/>
+      <w:r>
+        <w:rPr>
+          <w:rFonts w:ascii="Times New Roman" w:hAnsi="Times New Roman" w:cs="Times New Roman"/>
+          <w:sz w:val="28"/>
+          <w:szCs w:val="28"/>
+        </w:rPr>
+        <w:t>rate_id</w:t>
+      </w:r>
+      <w:proofErr w:type="spellEnd"/>
+      <w:r>
+        <w:rPr>
+          <w:rFonts w:ascii="Times New Roman" w:hAnsi="Times New Roman" w:cs="Times New Roman"/>
+          <w:sz w:val="28"/>
+          <w:szCs w:val="28"/>
+        </w:rPr>
+        <w:t>)).</w:t>
       </w:r>
     </w:p>
     <w:p>
@@ -6523,7 +6588,7 @@
           <w:sz w:val="28"/>
           <w:szCs w:val="28"/>
         </w:rPr>
-        <w:t>Отношение «создаёт/имеет» типа один-ко-многим между сущностями User и </w:t>
+        <w:t>Связь между User и </w:t>
       </w:r>
       <w:proofErr w:type="spellStart"/>
       <w:r>
@@ -6541,16 +6606,7 @@
           <w:sz w:val="28"/>
           <w:szCs w:val="28"/>
         </w:rPr>
-        <w:t>.</w:t>
-      </w:r>
-      <w:r>
-        <w:rPr>
-          <w:rFonts w:ascii="Times New Roman" w:hAnsi="Times New Roman" w:cs="Times New Roman"/>
-          <w:sz w:val="28"/>
-          <w:szCs w:val="28"/>
-        </w:rPr>
-        <w:br/>
-        <w:t>Один гость может создать много бронирований, но каждое бронирование относится только к одному гостю. Сущность User имеет минимальное кардинальное число 0 (гость может не иметь бронирований) и максимальное N. Сущность </w:t>
+        <w:t> — один-ко-многим. Один пользователь может иметь несколько бронирований. В таблице </w:t>
       </w:r>
       <w:proofErr w:type="spellStart"/>
       <w:r>
@@ -6568,7 +6624,43 @@
           <w:sz w:val="28"/>
           <w:szCs w:val="28"/>
         </w:rPr>
-        <w:t> имеет минимальное и максимальное кардинальные числа, равные единице, так как каждое бронирование принадлежит ровно одному гостю.</w:t>
+        <w:t> определён внешний ключ </w:t>
+      </w:r>
+      <w:proofErr w:type="spellStart"/>
+      <w:r>
+        <w:rPr>
+          <w:rFonts w:ascii="Times New Roman" w:hAnsi="Times New Roman" w:cs="Times New Roman"/>
+          <w:sz w:val="28"/>
+          <w:szCs w:val="28"/>
+        </w:rPr>
+        <w:t>user_id</w:t>
+      </w:r>
+      <w:proofErr w:type="spellEnd"/>
+      <w:r>
+        <w:rPr>
+          <w:rFonts w:ascii="Times New Roman" w:hAnsi="Times New Roman" w:cs="Times New Roman"/>
+          <w:sz w:val="28"/>
+          <w:szCs w:val="28"/>
+        </w:rPr>
+        <w:t>, ссылающийся на User(</w:t>
+      </w:r>
+      <w:proofErr w:type="spellStart"/>
+      <w:r>
+        <w:rPr>
+          <w:rFonts w:ascii="Times New Roman" w:hAnsi="Times New Roman" w:cs="Times New Roman"/>
+          <w:sz w:val="28"/>
+          <w:szCs w:val="28"/>
+        </w:rPr>
+        <w:t>user_id</w:t>
+      </w:r>
+      <w:proofErr w:type="spellEnd"/>
+      <w:r>
+        <w:rPr>
+          <w:rFonts w:ascii="Times New Roman" w:hAnsi="Times New Roman" w:cs="Times New Roman"/>
+          <w:sz w:val="28"/>
+          <w:szCs w:val="28"/>
+        </w:rPr>
+        <w:t>).</w:t>
       </w:r>
     </w:p>
     <w:p>
@@ -6588,7 +6680,7 @@
           <w:sz w:val="28"/>
           <w:szCs w:val="28"/>
         </w:rPr>
-        <w:t>Отношение «относится к/используется» типа один-ко-многим между сущностями </w:t>
+        <w:t>Связь между </w:t>
       </w:r>
       <w:proofErr w:type="spellStart"/>
       <w:r>
@@ -6624,16 +6716,43 @@
           <w:sz w:val="28"/>
           <w:szCs w:val="28"/>
         </w:rPr>
-        <w:t>.</w:t>
-      </w:r>
-      <w:r>
-        <w:rPr>
-          <w:rFonts w:ascii="Times New Roman" w:hAnsi="Times New Roman" w:cs="Times New Roman"/>
-          <w:sz w:val="28"/>
-          <w:szCs w:val="28"/>
-        </w:rPr>
-        <w:br/>
-        <w:t>Один номер может быть забронирован много раз (в разные даты), но каждое бронирование закреплено за одним типом номера. Сущность </w:t>
+        <w:t> — один-ко-многим. Один номер может быть забронирован многократно. В таблице </w:t>
+      </w:r>
+      <w:proofErr w:type="spellStart"/>
+      <w:r>
+        <w:rPr>
+          <w:rFonts w:ascii="Times New Roman" w:hAnsi="Times New Roman" w:cs="Times New Roman"/>
+          <w:sz w:val="28"/>
+          <w:szCs w:val="28"/>
+        </w:rPr>
+        <w:t>Booking</w:t>
+      </w:r>
+      <w:proofErr w:type="spellEnd"/>
+      <w:r>
+        <w:rPr>
+          <w:rFonts w:ascii="Times New Roman" w:hAnsi="Times New Roman" w:cs="Times New Roman"/>
+          <w:sz w:val="28"/>
+          <w:szCs w:val="28"/>
+        </w:rPr>
+        <w:t> присутствует внешний ключ </w:t>
+      </w:r>
+      <w:proofErr w:type="spellStart"/>
+      <w:r>
+        <w:rPr>
+          <w:rFonts w:ascii="Times New Roman" w:hAnsi="Times New Roman" w:cs="Times New Roman"/>
+          <w:sz w:val="28"/>
+          <w:szCs w:val="28"/>
+        </w:rPr>
+        <w:t>room_id</w:t>
+      </w:r>
+      <w:proofErr w:type="spellEnd"/>
+      <w:r>
+        <w:rPr>
+          <w:rFonts w:ascii="Times New Roman" w:hAnsi="Times New Roman" w:cs="Times New Roman"/>
+          <w:sz w:val="28"/>
+          <w:szCs w:val="28"/>
+        </w:rPr>
+        <w:t>, ссылающийся на </w:t>
       </w:r>
       <w:proofErr w:type="spellStart"/>
       <w:r>
@@ -6651,25 +6770,25 @@
           <w:sz w:val="28"/>
           <w:szCs w:val="28"/>
         </w:rPr>
-        <w:t> имеет минимальное кардинальное число 0 (номер может не иметь бронирований) и максимальное N. Сущность </w:t>
-      </w:r>
-      <w:proofErr w:type="spellStart"/>
-      <w:r>
-        <w:rPr>
-          <w:rFonts w:ascii="Times New Roman" w:hAnsi="Times New Roman" w:cs="Times New Roman"/>
-          <w:sz w:val="28"/>
-          <w:szCs w:val="28"/>
-        </w:rPr>
-        <w:t>Booking</w:t>
-      </w:r>
-      <w:proofErr w:type="spellEnd"/>
-      <w:r>
-        <w:rPr>
-          <w:rFonts w:ascii="Times New Roman" w:hAnsi="Times New Roman" w:cs="Times New Roman"/>
-          <w:sz w:val="28"/>
-          <w:szCs w:val="28"/>
-        </w:rPr>
-        <w:t> имеет минимальное и максимальное кардинальные числа, равные единице, так как каждое бронирование относится к одному номеру.</w:t>
+        <w:t>(</w:t>
+      </w:r>
+      <w:proofErr w:type="spellStart"/>
+      <w:r>
+        <w:rPr>
+          <w:rFonts w:ascii="Times New Roman" w:hAnsi="Times New Roman" w:cs="Times New Roman"/>
+          <w:sz w:val="28"/>
+          <w:szCs w:val="28"/>
+        </w:rPr>
+        <w:t>room_id</w:t>
+      </w:r>
+      <w:proofErr w:type="spellEnd"/>
+      <w:r>
+        <w:rPr>
+          <w:rFonts w:ascii="Times New Roman" w:hAnsi="Times New Roman" w:cs="Times New Roman"/>
+          <w:sz w:val="28"/>
+          <w:szCs w:val="28"/>
+        </w:rPr>
+        <w:t>).</w:t>
       </w:r>
     </w:p>
     <w:p>
@@ -6689,7 +6808,7 @@
           <w:sz w:val="28"/>
           <w:szCs w:val="28"/>
         </w:rPr>
-        <w:t>Отношение «устанавливает/используется» типа один-ко-многим между сущностями Rate и </w:t>
+        <w:t>Связь между Rate и </w:t>
       </w:r>
       <w:proofErr w:type="spellStart"/>
       <w:r>
@@ -6707,24 +6826,7 @@
           <w:sz w:val="28"/>
           <w:szCs w:val="28"/>
         </w:rPr>
-        <w:t>.</w:t>
-      </w:r>
-      <w:r>
-        <w:rPr>
-          <w:rFonts w:ascii="Times New Roman" w:hAnsi="Times New Roman" w:cs="Times New Roman"/>
-          <w:sz w:val="28"/>
-          <w:szCs w:val="28"/>
-        </w:rPr>
-        <w:br/>
-      </w:r>
-      <w:r>
-        <w:rPr>
-          <w:rFonts w:ascii="Times New Roman" w:hAnsi="Times New Roman" w:cs="Times New Roman"/>
-          <w:sz w:val="28"/>
-          <w:szCs w:val="28"/>
-        </w:rPr>
-        <w:lastRenderedPageBreak/>
-        <w:t>Один тариф может применяться во многих бронированиях, но каждое бронирование использует один тариф. Сущность Rate имеет минимальное кардинальное число 0 и максимальное N. Сущность </w:t>
+        <w:t> — один-ко-многим. Один тариф может использоваться во многих бронированиях. В таблице </w:t>
       </w:r>
       <w:proofErr w:type="spellStart"/>
       <w:r>
@@ -6742,7 +6844,43 @@
           <w:sz w:val="28"/>
           <w:szCs w:val="28"/>
         </w:rPr>
-        <w:t> имеет минимальное и максимальное кардинальные числа, равные единице.</w:t>
+        <w:t> определён внешний ключ </w:t>
+      </w:r>
+      <w:proofErr w:type="spellStart"/>
+      <w:r>
+        <w:rPr>
+          <w:rFonts w:ascii="Times New Roman" w:hAnsi="Times New Roman" w:cs="Times New Roman"/>
+          <w:sz w:val="28"/>
+          <w:szCs w:val="28"/>
+        </w:rPr>
+        <w:t>rate_id</w:t>
+      </w:r>
+      <w:proofErr w:type="spellEnd"/>
+      <w:r>
+        <w:rPr>
+          <w:rFonts w:ascii="Times New Roman" w:hAnsi="Times New Roman" w:cs="Times New Roman"/>
+          <w:sz w:val="28"/>
+          <w:szCs w:val="28"/>
+        </w:rPr>
+        <w:t>, ссылающийся на Rate(</w:t>
+      </w:r>
+      <w:proofErr w:type="spellStart"/>
+      <w:r>
+        <w:rPr>
+          <w:rFonts w:ascii="Times New Roman" w:hAnsi="Times New Roman" w:cs="Times New Roman"/>
+          <w:sz w:val="28"/>
+          <w:szCs w:val="28"/>
+        </w:rPr>
+        <w:t>rate_id</w:t>
+      </w:r>
+      <w:proofErr w:type="spellEnd"/>
+      <w:r>
+        <w:rPr>
+          <w:rFonts w:ascii="Times New Roman" w:hAnsi="Times New Roman" w:cs="Times New Roman"/>
+          <w:sz w:val="28"/>
+          <w:szCs w:val="28"/>
+        </w:rPr>
+        <w:t>).</w:t>
       </w:r>
     </w:p>
     <w:p>
@@ -6762,7 +6900,7 @@
           <w:sz w:val="28"/>
           <w:szCs w:val="28"/>
         </w:rPr>
-        <w:t>Отношение «оплачивается/включает» типа один-ко-многим между сущностями </w:t>
+        <w:t>Связь между </w:t>
       </w:r>
       <w:proofErr w:type="spellStart"/>
       <w:r>
@@ -6798,16 +6936,43 @@
           <w:sz w:val="28"/>
           <w:szCs w:val="28"/>
         </w:rPr>
-        <w:t>.</w:t>
-      </w:r>
-      <w:r>
-        <w:rPr>
-          <w:rFonts w:ascii="Times New Roman" w:hAnsi="Times New Roman" w:cs="Times New Roman"/>
-          <w:sz w:val="28"/>
-          <w:szCs w:val="28"/>
-        </w:rPr>
-        <w:br/>
-        <w:t>Одно бронирование может включать несколько платежей (например, предоплата и доплата), но каждый платёж относится к одному бронированию. Сущность </w:t>
+        <w:t> — один-ко-многим. Одно бронирование может включать несколько платежей. В таблице </w:t>
+      </w:r>
+      <w:proofErr w:type="spellStart"/>
+      <w:r>
+        <w:rPr>
+          <w:rFonts w:ascii="Times New Roman" w:hAnsi="Times New Roman" w:cs="Times New Roman"/>
+          <w:sz w:val="28"/>
+          <w:szCs w:val="28"/>
+        </w:rPr>
+        <w:t>Payment</w:t>
+      </w:r>
+      <w:proofErr w:type="spellEnd"/>
+      <w:r>
+        <w:rPr>
+          <w:rFonts w:ascii="Times New Roman" w:hAnsi="Times New Roman" w:cs="Times New Roman"/>
+          <w:sz w:val="28"/>
+          <w:szCs w:val="28"/>
+        </w:rPr>
+        <w:t> присутствует внешний ключ </w:t>
+      </w:r>
+      <w:proofErr w:type="spellStart"/>
+      <w:r>
+        <w:rPr>
+          <w:rFonts w:ascii="Times New Roman" w:hAnsi="Times New Roman" w:cs="Times New Roman"/>
+          <w:sz w:val="28"/>
+          <w:szCs w:val="28"/>
+        </w:rPr>
+        <w:t>booking_id</w:t>
+      </w:r>
+      <w:proofErr w:type="spellEnd"/>
+      <w:r>
+        <w:rPr>
+          <w:rFonts w:ascii="Times New Roman" w:hAnsi="Times New Roman" w:cs="Times New Roman"/>
+          <w:sz w:val="28"/>
+          <w:szCs w:val="28"/>
+        </w:rPr>
+        <w:t>, ссылающийся на </w:t>
       </w:r>
       <w:proofErr w:type="spellStart"/>
       <w:r>
@@ -6825,25 +6990,25 @@
           <w:sz w:val="28"/>
           <w:szCs w:val="28"/>
         </w:rPr>
-        <w:t> имеет минимальное кардинальное число 0 (бронирование может не иметь платежей, если оплата не требуется) и максимальное N. Сущность </w:t>
-      </w:r>
-      <w:proofErr w:type="spellStart"/>
-      <w:r>
-        <w:rPr>
-          <w:rFonts w:ascii="Times New Roman" w:hAnsi="Times New Roman" w:cs="Times New Roman"/>
-          <w:sz w:val="28"/>
-          <w:szCs w:val="28"/>
-        </w:rPr>
-        <w:t>Payment</w:t>
-      </w:r>
-      <w:proofErr w:type="spellEnd"/>
-      <w:r>
-        <w:rPr>
-          <w:rFonts w:ascii="Times New Roman" w:hAnsi="Times New Roman" w:cs="Times New Roman"/>
-          <w:sz w:val="28"/>
-          <w:szCs w:val="28"/>
-        </w:rPr>
-        <w:t> имеет минимальное и максимальное кардинальные числа, равные единице, так как каждый платёж относится ровно к одному бронированию.</w:t>
+        <w:t>(</w:t>
+      </w:r>
+      <w:proofErr w:type="spellStart"/>
+      <w:r>
+        <w:rPr>
+          <w:rFonts w:ascii="Times New Roman" w:hAnsi="Times New Roman" w:cs="Times New Roman"/>
+          <w:sz w:val="28"/>
+          <w:szCs w:val="28"/>
+        </w:rPr>
+        <w:t>booking_id</w:t>
+      </w:r>
+      <w:proofErr w:type="spellEnd"/>
+      <w:r>
+        <w:rPr>
+          <w:rFonts w:ascii="Times New Roman" w:hAnsi="Times New Roman" w:cs="Times New Roman"/>
+          <w:sz w:val="28"/>
+          <w:szCs w:val="28"/>
+        </w:rPr>
+        <w:t>).</w:t>
       </w:r>
     </w:p>
     <w:p>
@@ -6863,7 +7028,7 @@
           <w:sz w:val="28"/>
           <w:szCs w:val="28"/>
         </w:rPr>
-        <w:t>Отношение «определяет/ссылается» типа один-ко-многим между сущностями </w:t>
+        <w:t>Связь между </w:t>
       </w:r>
       <w:proofErr w:type="spellStart"/>
       <w:r>
@@ -6899,16 +7064,43 @@
           <w:sz w:val="28"/>
           <w:szCs w:val="28"/>
         </w:rPr>
-        <w:t>.</w:t>
-      </w:r>
-      <w:r>
-        <w:rPr>
-          <w:rFonts w:ascii="Times New Roman" w:hAnsi="Times New Roman" w:cs="Times New Roman"/>
-          <w:sz w:val="28"/>
-          <w:szCs w:val="28"/>
-        </w:rPr>
-        <w:br/>
-        <w:t>Один статус может быть присвоен многим бронированиям, но каждое бронирование имеет один статус. Сущность </w:t>
+        <w:t> — один-ко-многим. Один статус может соответствовать многим бронированиям. В таблице </w:t>
+      </w:r>
+      <w:proofErr w:type="spellStart"/>
+      <w:r>
+        <w:rPr>
+          <w:rFonts w:ascii="Times New Roman" w:hAnsi="Times New Roman" w:cs="Times New Roman"/>
+          <w:sz w:val="28"/>
+          <w:szCs w:val="28"/>
+        </w:rPr>
+        <w:t>Booking</w:t>
+      </w:r>
+      <w:proofErr w:type="spellEnd"/>
+      <w:r>
+        <w:rPr>
+          <w:rFonts w:ascii="Times New Roman" w:hAnsi="Times New Roman" w:cs="Times New Roman"/>
+          <w:sz w:val="28"/>
+          <w:szCs w:val="28"/>
+        </w:rPr>
+        <w:t> определён внешний ключ </w:t>
+      </w:r>
+      <w:proofErr w:type="spellStart"/>
+      <w:r>
+        <w:rPr>
+          <w:rFonts w:ascii="Times New Roman" w:hAnsi="Times New Roman" w:cs="Times New Roman"/>
+          <w:sz w:val="28"/>
+          <w:szCs w:val="28"/>
+        </w:rPr>
+        <w:t>status_id</w:t>
+      </w:r>
+      <w:proofErr w:type="spellEnd"/>
+      <w:r>
+        <w:rPr>
+          <w:rFonts w:ascii="Times New Roman" w:hAnsi="Times New Roman" w:cs="Times New Roman"/>
+          <w:sz w:val="28"/>
+          <w:szCs w:val="28"/>
+        </w:rPr>
+        <w:t>, ссылающийся на </w:t>
       </w:r>
       <w:proofErr w:type="spellStart"/>
       <w:r>
@@ -6926,25 +7118,25 @@
           <w:sz w:val="28"/>
           <w:szCs w:val="28"/>
         </w:rPr>
-        <w:t> имеет минимальное кардинальное число 0 (статус может не использоваться) и максимальное N. Сущность </w:t>
-      </w:r>
-      <w:proofErr w:type="spellStart"/>
-      <w:r>
-        <w:rPr>
-          <w:rFonts w:ascii="Times New Roman" w:hAnsi="Times New Roman" w:cs="Times New Roman"/>
-          <w:sz w:val="28"/>
-          <w:szCs w:val="28"/>
-        </w:rPr>
-        <w:t>Booking</w:t>
-      </w:r>
-      <w:proofErr w:type="spellEnd"/>
-      <w:r>
-        <w:rPr>
-          <w:rFonts w:ascii="Times New Roman" w:hAnsi="Times New Roman" w:cs="Times New Roman"/>
-          <w:sz w:val="28"/>
-          <w:szCs w:val="28"/>
-        </w:rPr>
-        <w:t> имеет минимальное и максимальное кардинальные числа, равные единице, так как каждое бронирование обязательно имеет один статус.</w:t>
+        <w:t>(</w:t>
+      </w:r>
+      <w:proofErr w:type="spellStart"/>
+      <w:r>
+        <w:rPr>
+          <w:rFonts w:ascii="Times New Roman" w:hAnsi="Times New Roman" w:cs="Times New Roman"/>
+          <w:sz w:val="28"/>
+          <w:szCs w:val="28"/>
+        </w:rPr>
+        <w:t>status_id</w:t>
+      </w:r>
+      <w:proofErr w:type="spellEnd"/>
+      <w:r>
+        <w:rPr>
+          <w:rFonts w:ascii="Times New Roman" w:hAnsi="Times New Roman" w:cs="Times New Roman"/>
+          <w:sz w:val="28"/>
+          <w:szCs w:val="28"/>
+        </w:rPr>
+        <w:t>).</w:t>
       </w:r>
     </w:p>
     <w:p>
@@ -6964,7 +7156,7 @@
           <w:sz w:val="28"/>
           <w:szCs w:val="28"/>
         </w:rPr>
-        <w:t>Отношение «определяет/ссылается» типа один-ко-многим между сущностями </w:t>
+        <w:t>Связь между </w:t>
       </w:r>
       <w:proofErr w:type="spellStart"/>
       <w:r>
@@ -7000,16 +7192,43 @@
           <w:sz w:val="28"/>
           <w:szCs w:val="28"/>
         </w:rPr>
-        <w:t>.</w:t>
-      </w:r>
-      <w:r>
-        <w:rPr>
-          <w:rFonts w:ascii="Times New Roman" w:hAnsi="Times New Roman" w:cs="Times New Roman"/>
-          <w:sz w:val="28"/>
-          <w:szCs w:val="28"/>
-        </w:rPr>
-        <w:br/>
-        <w:t>Один статус может быть присвоен многим платежам, но каждый платёж имеет один статус. Сущность </w:t>
+        <w:t> — один-ко-многим. Один статус может быть присвоен многим платежам. В таблице </w:t>
+      </w:r>
+      <w:proofErr w:type="spellStart"/>
+      <w:r>
+        <w:rPr>
+          <w:rFonts w:ascii="Times New Roman" w:hAnsi="Times New Roman" w:cs="Times New Roman"/>
+          <w:sz w:val="28"/>
+          <w:szCs w:val="28"/>
+        </w:rPr>
+        <w:t>Payment</w:t>
+      </w:r>
+      <w:proofErr w:type="spellEnd"/>
+      <w:r>
+        <w:rPr>
+          <w:rFonts w:ascii="Times New Roman" w:hAnsi="Times New Roman" w:cs="Times New Roman"/>
+          <w:sz w:val="28"/>
+          <w:szCs w:val="28"/>
+        </w:rPr>
+        <w:t> присутствует внешний ключ </w:t>
+      </w:r>
+      <w:proofErr w:type="spellStart"/>
+      <w:r>
+        <w:rPr>
+          <w:rFonts w:ascii="Times New Roman" w:hAnsi="Times New Roman" w:cs="Times New Roman"/>
+          <w:sz w:val="28"/>
+          <w:szCs w:val="28"/>
+        </w:rPr>
+        <w:t>status_id</w:t>
+      </w:r>
+      <w:proofErr w:type="spellEnd"/>
+      <w:r>
+        <w:rPr>
+          <w:rFonts w:ascii="Times New Roman" w:hAnsi="Times New Roman" w:cs="Times New Roman"/>
+          <w:sz w:val="28"/>
+          <w:szCs w:val="28"/>
+        </w:rPr>
+        <w:t>, ссылающийся на </w:t>
       </w:r>
       <w:proofErr w:type="spellStart"/>
       <w:r>
@@ -7027,25 +7246,25 @@
           <w:sz w:val="28"/>
           <w:szCs w:val="28"/>
         </w:rPr>
-        <w:t> имеет минимальное кардинальное число 0 и максимальное N. Сущность </w:t>
-      </w:r>
-      <w:proofErr w:type="spellStart"/>
-      <w:r>
-        <w:rPr>
-          <w:rFonts w:ascii="Times New Roman" w:hAnsi="Times New Roman" w:cs="Times New Roman"/>
-          <w:sz w:val="28"/>
-          <w:szCs w:val="28"/>
-        </w:rPr>
-        <w:t>Payment</w:t>
-      </w:r>
-      <w:proofErr w:type="spellEnd"/>
-      <w:r>
-        <w:rPr>
-          <w:rFonts w:ascii="Times New Roman" w:hAnsi="Times New Roman" w:cs="Times New Roman"/>
-          <w:sz w:val="28"/>
-          <w:szCs w:val="28"/>
-        </w:rPr>
-        <w:t> имеет минимальное и максимальное кардинальные числа, равные единице, так как каждый платёж обязательно имеет один статус.</w:t>
+        <w:t>(</w:t>
+      </w:r>
+      <w:proofErr w:type="spellStart"/>
+      <w:r>
+        <w:rPr>
+          <w:rFonts w:ascii="Times New Roman" w:hAnsi="Times New Roman" w:cs="Times New Roman"/>
+          <w:sz w:val="28"/>
+          <w:szCs w:val="28"/>
+        </w:rPr>
+        <w:t>status_id</w:t>
+      </w:r>
+      <w:proofErr w:type="spellEnd"/>
+      <w:r>
+        <w:rPr>
+          <w:rFonts w:ascii="Times New Roman" w:hAnsi="Times New Roman" w:cs="Times New Roman"/>
+          <w:sz w:val="28"/>
+          <w:szCs w:val="28"/>
+        </w:rPr>
+        <w:t>).</w:t>
       </w:r>
     </w:p>
     <w:p>
@@ -8113,6 +8332,155 @@
     </w:lvl>
   </w:abstractNum>
   <w:abstractNum w:abstractNumId="9" w15:restartNumberingAfterBreak="0">
+    <w:nsid w:val="6076569E"/>
+    <w:multiLevelType w:val="multilevel"/>
+    <w:tmpl w:val="6AE06ACC"/>
+    <w:lvl w:ilvl="0">
+      <w:start w:val="1"/>
+      <w:numFmt w:val="bullet"/>
+      <w:lvlText w:val=""/>
+      <w:lvlJc w:val="left"/>
+      <w:pPr>
+        <w:tabs>
+          <w:tab w:val="num" w:pos="720"/>
+        </w:tabs>
+        <w:ind w:left="720" w:hanging="360"/>
+      </w:pPr>
+      <w:rPr>
+        <w:rFonts w:ascii="Symbol" w:hAnsi="Symbol" w:hint="default"/>
+        <w:sz w:val="20"/>
+      </w:rPr>
+    </w:lvl>
+    <w:lvl w:ilvl="1" w:tentative="1">
+      <w:start w:val="1"/>
+      <w:numFmt w:val="bullet"/>
+      <w:lvlText w:val="o"/>
+      <w:lvlJc w:val="left"/>
+      <w:pPr>
+        <w:tabs>
+          <w:tab w:val="num" w:pos="1440"/>
+        </w:tabs>
+        <w:ind w:left="1440" w:hanging="360"/>
+      </w:pPr>
+      <w:rPr>
+        <w:rFonts w:ascii="Courier New" w:hAnsi="Courier New" w:hint="default"/>
+        <w:sz w:val="20"/>
+      </w:rPr>
+    </w:lvl>
+    <w:lvl w:ilvl="2" w:tentative="1">
+      <w:start w:val="1"/>
+      <w:numFmt w:val="bullet"/>
+      <w:lvlText w:val=""/>
+      <w:lvlJc w:val="left"/>
+      <w:pPr>
+        <w:tabs>
+          <w:tab w:val="num" w:pos="2160"/>
+        </w:tabs>
+        <w:ind w:left="2160" w:hanging="360"/>
+      </w:pPr>
+      <w:rPr>
+        <w:rFonts w:ascii="Wingdings" w:hAnsi="Wingdings" w:hint="default"/>
+        <w:sz w:val="20"/>
+      </w:rPr>
+    </w:lvl>
+    <w:lvl w:ilvl="3" w:tentative="1">
+      <w:start w:val="1"/>
+      <w:numFmt w:val="bullet"/>
+      <w:lvlText w:val=""/>
+      <w:lvlJc w:val="left"/>
+      <w:pPr>
+        <w:tabs>
+          <w:tab w:val="num" w:pos="2880"/>
+        </w:tabs>
+        <w:ind w:left="2880" w:hanging="360"/>
+      </w:pPr>
+      <w:rPr>
+        <w:rFonts w:ascii="Wingdings" w:hAnsi="Wingdings" w:hint="default"/>
+        <w:sz w:val="20"/>
+      </w:rPr>
+    </w:lvl>
+    <w:lvl w:ilvl="4" w:tentative="1">
+      <w:start w:val="1"/>
+      <w:numFmt w:val="bullet"/>
+      <w:lvlText w:val=""/>
+      <w:lvlJc w:val="left"/>
+      <w:pPr>
+        <w:tabs>
+          <w:tab w:val="num" w:pos="3600"/>
+        </w:tabs>
+        <w:ind w:left="3600" w:hanging="360"/>
+      </w:pPr>
+      <w:rPr>
+        <w:rFonts w:ascii="Wingdings" w:hAnsi="Wingdings" w:hint="default"/>
+        <w:sz w:val="20"/>
+      </w:rPr>
+    </w:lvl>
+    <w:lvl w:ilvl="5" w:tentative="1">
+      <w:start w:val="1"/>
+      <w:numFmt w:val="bullet"/>
+      <w:lvlText w:val=""/>
+      <w:lvlJc w:val="left"/>
+      <w:pPr>
+        <w:tabs>
+          <w:tab w:val="num" w:pos="4320"/>
+        </w:tabs>
+        <w:ind w:left="4320" w:hanging="360"/>
+      </w:pPr>
+      <w:rPr>
+        <w:rFonts w:ascii="Wingdings" w:hAnsi="Wingdings" w:hint="default"/>
+        <w:sz w:val="20"/>
+      </w:rPr>
+    </w:lvl>
+    <w:lvl w:ilvl="6" w:tentative="1">
+      <w:start w:val="1"/>
+      <w:numFmt w:val="bullet"/>
+      <w:lvlText w:val=""/>
+      <w:lvlJc w:val="left"/>
+      <w:pPr>
+        <w:tabs>
+          <w:tab w:val="num" w:pos="5040"/>
+        </w:tabs>
+        <w:ind w:left="5040" w:hanging="360"/>
+      </w:pPr>
+      <w:rPr>
+        <w:rFonts w:ascii="Wingdings" w:hAnsi="Wingdings" w:hint="default"/>
+        <w:sz w:val="20"/>
+      </w:rPr>
+    </w:lvl>
+    <w:lvl w:ilvl="7" w:tentative="1">
+      <w:start w:val="1"/>
+      <w:numFmt w:val="bullet"/>
+      <w:lvlText w:val=""/>
+      <w:lvlJc w:val="left"/>
+      <w:pPr>
+        <w:tabs>
+          <w:tab w:val="num" w:pos="5760"/>
+        </w:tabs>
+        <w:ind w:left="5760" w:hanging="360"/>
+      </w:pPr>
+      <w:rPr>
+        <w:rFonts w:ascii="Wingdings" w:hAnsi="Wingdings" w:hint="default"/>
+        <w:sz w:val="20"/>
+      </w:rPr>
+    </w:lvl>
+    <w:lvl w:ilvl="8" w:tentative="1">
+      <w:start w:val="1"/>
+      <w:numFmt w:val="bullet"/>
+      <w:lvlText w:val=""/>
+      <w:lvlJc w:val="left"/>
+      <w:pPr>
+        <w:tabs>
+          <w:tab w:val="num" w:pos="6480"/>
+        </w:tabs>
+        <w:ind w:left="6480" w:hanging="360"/>
+      </w:pPr>
+      <w:rPr>
+        <w:rFonts w:ascii="Wingdings" w:hAnsi="Wingdings" w:hint="default"/>
+        <w:sz w:val="20"/>
+      </w:rPr>
+    </w:lvl>
+  </w:abstractNum>
+  <w:abstractNum w:abstractNumId="10" w15:restartNumberingAfterBreak="0">
     <w:nsid w:val="72E877C6"/>
     <w:multiLevelType w:val="hybridMultilevel"/>
     <w:tmpl w:val="7674DBC4"/>
@@ -8198,7 +8566,7 @@
       </w:pPr>
     </w:lvl>
   </w:abstractNum>
-  <w:abstractNum w:abstractNumId="10" w15:restartNumberingAfterBreak="0">
+  <w:abstractNum w:abstractNumId="11" w15:restartNumberingAfterBreak="0">
     <w:nsid w:val="75FD381F"/>
     <w:multiLevelType w:val="multilevel"/>
     <w:tmpl w:val="8E862D1C"/>
@@ -8311,7 +8679,7 @@
       </w:pPr>
     </w:lvl>
   </w:abstractNum>
-  <w:abstractNum w:abstractNumId="11" w15:restartNumberingAfterBreak="0">
+  <w:abstractNum w:abstractNumId="12" w15:restartNumberingAfterBreak="0">
     <w:nsid w:val="781E58BE"/>
     <w:multiLevelType w:val="multilevel"/>
     <w:tmpl w:val="670CAEEE"/>
@@ -8464,7 +8832,7 @@
     <w:abstractNumId w:val="7"/>
   </w:num>
   <w:num w:numId="2" w16cid:durableId="2044747743">
-    <w:abstractNumId w:val="10"/>
+    <w:abstractNumId w:val="11"/>
   </w:num>
   <w:num w:numId="3" w16cid:durableId="1988584364">
     <w:abstractNumId w:val="5"/>
@@ -8488,13 +8856,16 @@
     <w:abstractNumId w:val="6"/>
   </w:num>
   <w:num w:numId="10" w16cid:durableId="350569786">
-    <w:abstractNumId w:val="9"/>
+    <w:abstractNumId w:val="10"/>
   </w:num>
   <w:num w:numId="11" w16cid:durableId="1034427507">
-    <w:abstractNumId w:val="11"/>
+    <w:abstractNumId w:val="12"/>
   </w:num>
   <w:num w:numId="12" w16cid:durableId="1232691040">
     <w:abstractNumId w:val="3"/>
+  </w:num>
+  <w:num w:numId="13" w16cid:durableId="1260019082">
+    <w:abstractNumId w:val="9"/>
   </w:num>
 </w:numbering>
 </file>
